--- a/workspaces/instructivos/PCE1_PROCEDIMIENTO_CAPTURA_Y_ACTUALIZACION_DE_DEPOSITOS_TRANSFERENCIAS_DIARIOS.docx
+++ b/workspaces/instructivos/PCE1_PROCEDIMIENTO_CAPTURA_Y_ACTUALIZACION_DE_DEPOSITOS_TRANSFERENCIAS_DIARIOS.docx
@@ -1458,7 +1458,7 @@
               <w:b/>
               <w:bCs/>
             </w:rPr>
-            <w:t xml:space="preserve">CLAVE: </w:t>
+            <w:t xml:space="preserve">CLAVE: PCE1</w:t>
           </w:r>
         </w:p>
       </w:tc>
@@ -1483,15 +1483,6 @@
             <w:pStyle w:val="Encabezado"/>
             <w:jc w:val="center"/>
           </w:pPr>
-          <w:r>
-            <w:rPr>
-              <w:b/>
-              <w:bCs/>
-              <w:sz w:val="24"/>
-              <w:szCs w:val="24"/>
-            </w:rPr>
-            <w:t>PCE1</w:t>
-          </w:r>
         </w:p>
       </w:tc>
       <w:tc>
